--- a/generated_onenote_pages/08_People_and_HR/05_Health_Insurance_and_Benefits_Enrollment__benefits-overview.docx
+++ b/generated_onenote_pages/08_People_and_HR/05_Health_Insurance_and_Benefits_Enrollment__benefits-overview.docx
@@ -8,6 +8,14 @@
       </w:pPr>
       <w:r>
         <w:t>Benefits Overview</w:t>
+      </w:r>
+    </w:p>
+    <w:p>
+      <w:pPr>
+        <w:pStyle w:val="IntenseQuote"/>
+      </w:pPr>
+      <w:r>
+        <w:t>Attached to the "Health Insurance and Benefits Enrollment" HR policy in the People and HR section, owned by Benefits Team.</w:t>
       </w:r>
     </w:p>
     <w:p>
